--- a/06_hadoop/Hadoop notes.docx
+++ b/06_hadoop/Hadoop notes.docx
@@ -6,12 +6,16 @@
       <w:pPr>
         <w:rPr>
           <w:rFonts w:ascii="Helvetica" w:hAnsi="Helvetica"/>
+          <w:b/>
+          <w:bCs/>
           <w:lang w:val="en-US"/>
         </w:rPr>
       </w:pPr>
       <w:r>
         <w:rPr>
           <w:rFonts w:ascii="Helvetica" w:hAnsi="Helvetica"/>
+          <w:b/>
+          <w:bCs/>
           <w:lang w:val="en-US"/>
         </w:rPr>
         <w:t xml:space="preserve">Hadoop notes </w:t>
@@ -149,6 +153,13 @@
           <w:lang w:val="en-GB"/>
         </w:rPr>
         <w:t xml:space="preserve"> data</w:t>
+      </w:r>
+      <w:r>
+        <w:rPr>
+          <w:rFonts w:ascii="Helvetica" w:hAnsi="Helvetica"/>
+          <w:lang w:val="en-GB"/>
+        </w:rPr>
+        <w:t xml:space="preserve"> </w:t>
       </w:r>
       <w:r>
         <w:rPr>
